--- a/Knowledge Base/dev_step_prompt.docx
+++ b/Knowledge Base/dev_step_prompt.docx
@@ -24681,6 +24681,25 @@
       <w:pPr>
         <w:spacing w:before="80"/>
       </w:pPr>
+      <w:r>
+        <w:rPr>
+          <w:rFonts w:ascii="Times" w:hAnsi="Times" w:cs="Times"/>
+          <w:sz w:val="24"/>
+          <w:sz-cs w:val="24"/>
+          <w:color w:val="000000"/>
+        </w:rPr>
+        <w:t xml:space="preserve">Tolong implementasikan ke server backend saya tapi pastikan tidak berdampak pada aplikasi saya yang sudah berjalan di server tersebut yang bernama xtracker,,jalankan command semacam ini untuk akses ke server backend saya : ssh -i /LightsailDefaultKey-ap-southeast-1.pem ubuntu@1</w:t>
+      </w:r>
+      <w:r>
+        <w:rPr>
+          <w:rFonts w:ascii="Helvetica Neue" w:hAnsi="Helvetica Neue" w:cs="Helvetica Neue"/>
+          <w:sz w:val="28"/>
+          <w:sz-cs w:val="28"/>
+          <w:spacing w:val="0"/>
+          <w:color w:val="0D1014"/>
+        </w:rPr>
+        <w:t xml:space="preserve">3.212.182.48</w:t>
+      </w:r>
       <w:r>
         <w:rPr>
           <w:rFonts w:ascii="Times" w:hAnsi="Times" w:cs="Times"/>
